--- a/docs/presentation/Речь_презентация_Мария_технологии.docx
+++ b/docs/presentation/Речь_презентация_Мария_технологии.docx
@@ -8,7 +8,7 @@
         <w:jc w:val="center"/>
       </w:pPr>
       <w:r>
-        <w:t>Презентация проекта «Чтение городской памяти»</w:t>
+        <w:t>Презентация «Читать стены»</w:t>
       </w:r>
     </w:p>
     <w:p>
@@ -19,7 +19,7 @@
         <w:rPr>
           <w:i/>
         </w:rPr>
-        <w:t>Технологическая составляющая и путь пользователя</w:t>
+        <w:t>Речь Maria · слайды 13–17 · питчинг</w:t>
       </w:r>
     </w:p>
     <w:p>
@@ -27,7 +27,7 @@
         <w:jc w:val="center"/>
       </w:pPr>
       <w:r>
-        <w:t>Мария · Речь по слайдам · Подготовлено для выступления</w:t>
+        <w:t>PDF: docs/presentation/pitch/Презентация_Читать_стены.pdf</w:t>
       </w:r>
     </w:p>
     <w:p/>
@@ -36,7 +36,7 @@
         <w:pStyle w:val="Heading1"/>
       </w:pPr>
       <w:r>
-        <w:t>Слайд 13. Технологическая составляющая (вступление)</w:t>
+        <w:t>Слайд 13. Технологическая составляющая</w:t>
       </w:r>
     </w:p>
     <w:p>
@@ -44,7 +44,7 @@
         <w:rPr>
           <w:b/>
         </w:rPr>
-        <w:t>Текст на экране</w:t>
+        <w:t>Текст на слайде (ориентир)</w:t>
       </w:r>
     </w:p>
     <w:p>
@@ -52,7 +52,7 @@
         <w:pStyle w:val="ListBullet"/>
       </w:pPr>
       <w:r>
-        <w:t>MVP = веб-сайт + Archiview</w:t>
+        <w:t>Не концепт — рабочий прототип MVP</w:t>
       </w:r>
     </w:p>
     <w:p>
@@ -60,7 +60,7 @@
         <w:pStyle w:val="ListBullet"/>
       </w:pPr>
       <w:r>
-        <w:t>От разметки эксперта к интерактивной памяти фасада</w:t>
+        <w:t>Веб-сайт + десктопное приложение Archiview</w:t>
       </w:r>
     </w:p>
     <w:p>
@@ -68,7 +68,15 @@
         <w:pStyle w:val="ListBullet"/>
       </w:pPr>
       <w:r>
-        <w:t>Рабочий прототип, не концепт</w:t>
+        <w:t>Задача: фасад → интерактивная городская память</w:t>
+      </w:r>
+    </w:p>
+    <w:p>
+      <w:pPr>
+        <w:pStyle w:val="ListBullet"/>
+      </w:pPr>
+      <w:r>
+        <w:t>Эксперт размечает следы → пользователь видит на сайте и в AR (перспектива)</w:t>
       </w:r>
     </w:p>
     <w:p>
@@ -113,7 +121,7 @@
         <w:pStyle w:val="ListBullet"/>
       </w:pPr>
       <w:r>
-        <w:t>Акцент: «не концепт, а MVP» — сразу показывает зрелость проекта.</w:t>
+        <w:t>Акцент: «не концепт, а MVP».</w:t>
       </w:r>
     </w:p>
     <w:p>
@@ -121,7 +129,7 @@
         <w:pStyle w:val="ListBullet"/>
       </w:pPr>
       <w:r>
-        <w:t>Не говорить «фасады, которые будут фасадами» — звучит запутанно.</w:t>
+        <w:t>Не говорить «фасады, которые будут фасадами».</w:t>
       </w:r>
     </w:p>
     <w:p/>
@@ -138,7 +146,7 @@
         <w:rPr>
           <w:b/>
         </w:rPr>
-        <w:t>Текст на экране</w:t>
+        <w:t>Текст на слайде (ориентир)</w:t>
       </w:r>
     </w:p>
     <w:p>
@@ -146,7 +154,7 @@
         <w:pStyle w:val="ListBullet"/>
       </w:pPr>
       <w:r>
-        <w:t>Archiview · OpenCV</w:t>
+        <w:t>Десктопное приложение · OpenCV</w:t>
       </w:r>
     </w:p>
     <w:p>
@@ -154,7 +162,7 @@
         <w:pStyle w:val="ListBullet"/>
       </w:pPr>
       <w:r>
-        <w:t>Выпрямление по 4 углам · единая плоскость и масштаб</w:t>
+        <w:t>Пара снимков с похожим ракурсом</w:t>
       </w:r>
     </w:p>
     <w:p>
@@ -162,7 +170,15 @@
         <w:pStyle w:val="ListBullet"/>
       </w:pPr>
       <w:r>
-        <w:t>Полигоны следов памяти · классификация и интерпретация</w:t>
+        <w:t>Выпрямление по 4 углам · одна плоскость и масштаб</w:t>
+      </w:r>
+    </w:p>
+    <w:p>
+      <w:pPr>
+        <w:pStyle w:val="ListBullet"/>
+      </w:pPr>
+      <w:r>
+        <w:t>Разметка полигонов · тип и интерпретация каждого следа</w:t>
       </w:r>
     </w:p>
     <w:p>
@@ -212,7 +228,7 @@
         <w:pStyle w:val="Heading1"/>
       </w:pPr>
       <w:r>
-        <w:t>Слайд 15. Перспектива: AR, компьютерное зрение, инклюзия</w:t>
+        <w:t>Слайд 15. Перспектива развития</w:t>
       </w:r>
     </w:p>
     <w:p>
@@ -220,7 +236,7 @@
         <w:rPr>
           <w:b/>
         </w:rPr>
-        <w:t>Текст на экране</w:t>
+        <w:t>Текст на слайде (ориентир)</w:t>
       </w:r>
     </w:p>
     <w:p>
@@ -236,7 +252,7 @@
         <w:pStyle w:val="ListBullet"/>
       </w:pPr>
       <w:r>
-        <w:t>Ближайшая перспектива: геолокация + база разметки</w:t>
+        <w:t>Ближайшая перспектива: геолокация + база разметки Archiview</w:t>
       </w:r>
     </w:p>
     <w:p>
@@ -244,7 +260,7 @@
         <w:pStyle w:val="ListBullet"/>
       </w:pPr>
       <w:r>
-        <w:t>Далее: CV и обучение модели (Roboflow) для новых зданий</w:t>
+        <w:t>Далее: CV, словарь признаков, обучение модели (Roboflow)</w:t>
       </w:r>
     </w:p>
     <w:p>
@@ -302,7 +318,7 @@
         <w:pStyle w:val="ListBullet"/>
       </w:pPr>
       <w:r>
-        <w:t>Если спросят про Roboflow: «инструмент, где собираем обучающую выборку из размеченных фасадов и тренируем модель».</w:t>
+        <w:t>Roboflow одной фразой: «собираем выборку из размеченных фасадов и тренируем модель».</w:t>
       </w:r>
     </w:p>
     <w:p>
@@ -310,7 +326,7 @@
         <w:pStyle w:val="ListBullet"/>
       </w:pPr>
       <w:r>
-        <w:t>CV — перспектива, не готовый продукт. Финальное слово за экспертом.</w:t>
+        <w:t>CV — перспектива. Финальное слово за экспертом.</w:t>
       </w:r>
     </w:p>
     <w:p/>
@@ -319,7 +335,7 @@
         <w:pStyle w:val="Heading1"/>
       </w:pPr>
       <w:r>
-        <w:t>Слайд 16. Прототип сайта. Путь пользователя</w:t>
+        <w:t>Слайд 16. Прототип веб-сайта</w:t>
       </w:r>
     </w:p>
     <w:p>
@@ -327,7 +343,7 @@
         <w:rPr>
           <w:b/>
         </w:rPr>
-        <w:t>Текст на экране</w:t>
+        <w:t>Текст на слайде (ориентир)</w:t>
       </w:r>
     </w:p>
     <w:p>
@@ -335,7 +351,7 @@
         <w:pStyle w:val="ListBullet"/>
       </w:pPr>
       <w:r>
-        <w:t>Карта → карточка здания → интерактивный фасад</w:t>
+        <w:t>Карта архитектурных объектов Москвы</w:t>
       </w:r>
     </w:p>
     <w:p>
@@ -343,7 +359,7 @@
         <w:pStyle w:val="ListBullet"/>
       </w:pPr>
       <w:r>
-        <w:t>Достоверность источников · сравнение снимков</w:t>
+        <w:t>4 пилотных здания (MVP)</w:t>
       </w:r>
     </w:p>
     <w:p>
@@ -351,7 +367,122 @@
         <w:pStyle w:val="ListBullet"/>
       </w:pPr>
       <w:r>
-        <w:t>Слои времени · архивные материалы сквозь годы</w:t>
+        <w:t>Карточка здания: фасад, тексты, источники</w:t>
+      </w:r>
+    </w:p>
+    <w:p>
+      <w:pPr>
+        <w:pStyle w:val="ListBullet"/>
+      </w:pPr>
+      <w:r>
+        <w:t>Сравнение фотоматериалов · слои времени</w:t>
+      </w:r>
+    </w:p>
+    <w:p>
+      <w:pPr>
+        <w:pStyle w:val="ListBullet"/>
+      </w:pPr>
+      <w:r>
+        <w:t>maryasg.github.io/chtenie-gorodskoy-pamyati</w:t>
+      </w:r>
+    </w:p>
+    <w:p>
+      <w:r>
+        <w:rPr>
+          <w:b/>
+        </w:rPr>
+        <w:t>Речь</w:t>
+      </w:r>
+    </w:p>
+    <w:p>
+      <w:r>
+        <w:t>Параллельно с Archiview мы собрали прототип веб-сайта.</w:t>
+      </w:r>
+    </w:p>
+    <w:p>
+      <w:r>
+        <w:t>Главная страница — карта архитектурных объектов. Сейчас в пилоте четыре здания Москвы — это наш MVP.</w:t>
+      </w:r>
+    </w:p>
+    <w:p>
+      <w:r>
+        <w:t>На карточке здания пользователь видит интерактивный фасад с подсветкой следов памяти, исторические тексты и блок источников.</w:t>
+      </w:r>
+    </w:p>
+    <w:p>
+      <w:r>
+        <w:t>Можно открыть сравнение фотоматериалов, с которыми работал эксперт, и режим слоёв времени — архивные снимки и планы сквозь годы, если они есть в базе.</w:t>
+      </w:r>
+    </w:p>
+    <w:p>
+      <w:r>
+        <w:t>Сайт уже опубликован и доступен по ссылке — это не макет в Figma, а работающий прототип.</w:t>
+      </w:r>
+    </w:p>
+    <w:p>
+      <w:r>
+        <w:rPr>
+          <w:b/>
+          <w:i/>
+        </w:rPr>
+        <w:t>Заметки докладчику</w:t>
+      </w:r>
+    </w:p>
+    <w:p>
+      <w:pPr>
+        <w:pStyle w:val="ListBullet"/>
+      </w:pPr>
+      <w:r>
+        <w:t>Достоверность на сайте есть, но отдельного слайда в PDF пока нет — см. приложение или одну фразу на слайде 17.</w:t>
+      </w:r>
+    </w:p>
+    <w:p/>
+    <w:p>
+      <w:pPr>
+        <w:pStyle w:val="Heading1"/>
+      </w:pPr>
+      <w:r>
+        <w:t>Слайд 17. Путь пользователя</w:t>
+      </w:r>
+    </w:p>
+    <w:p>
+      <w:r>
+        <w:rPr>
+          <w:b/>
+        </w:rPr>
+        <w:t>Текст на слайде (ориентир)</w:t>
+      </w:r>
+    </w:p>
+    <w:p>
+      <w:pPr>
+        <w:pStyle w:val="ListBullet"/>
+      </w:pPr>
+      <w:r>
+        <w:t>Карта → карточка здания</w:t>
+      </w:r>
+    </w:p>
+    <w:p>
+      <w:pPr>
+        <w:pStyle w:val="ListBullet"/>
+      </w:pPr>
+      <w:r>
+        <w:t>Интерактивный фасад: наведение → справка по следу</w:t>
+      </w:r>
+    </w:p>
+    <w:p>
+      <w:pPr>
+        <w:pStyle w:val="ListBullet"/>
+      </w:pPr>
+      <w:r>
+        <w:t>Сравнение «до / после»</w:t>
+      </w:r>
+    </w:p>
+    <w:p>
+      <w:pPr>
+        <w:pStyle w:val="ListBullet"/>
+      </w:pPr>
+      <w:r>
+        <w:t>Слои времени: материалы сквозь годы</w:t>
       </w:r>
     </w:p>
     <w:p>
@@ -372,32 +503,27 @@
     </w:p>
     <w:p>
       <w:r>
-        <w:t>Несколько слов о пути пользователя на сайте.</w:t>
+        <w:t>Несколько слов о пути пользователя.</w:t>
       </w:r>
     </w:p>
     <w:p>
       <w:r>
-        <w:t>Главная — карта архитектурных объектов. Отсюда можно перейти в карточку здания.</w:t>
+        <w:t>С карты он переходит в карточку здания и изучает фасад: наводит на область и читает, что это за след памяти и как он интерпретируется.</w:t>
       </w:r>
     </w:p>
     <w:p>
       <w:r>
-        <w:t>На карточке пользователь изучает интерактивный фасад: наводит на области и читает историческую справку по каждому следу памяти. У каждого элемента указан уровень достоверности — мы заранее договорились о правилах: что подтверждено документами, что вероятно, что требует проверки.</w:t>
+        <w:t>Дальше — сравнение снимков: видно, что именно изменилось — перестройки, замены, утраты.</w:t>
       </w:r>
     </w:p>
     <w:p>
       <w:r>
-        <w:t>Дальше — сравнение фотоматериалов, с которыми работал эксперт: видно, что именно изменилось — перестройки, замены, утраты.</w:t>
+        <w:t>В блоке слоёв времени можно посмотреть архивные фото и планы сквозь годы — и самому сопоставить материалы.</w:t>
       </w:r>
     </w:p>
     <w:p>
       <w:r>
-        <w:t>Есть текстовые блоки об исторических слоях здания и режим «слои времени»: архивные фото, планы, проекты сквозь годы — если материалы есть, они показываются в этом блоке; по мере исследования база пополняется.</w:t>
-      </w:r>
-    </w:p>
-    <w:p>
-      <w:r>
-        <w:t>Итог: человек не только читает о здании, но сам сравнивает источники и может сделать собственные выводы.</w:t>
+        <w:t>Итог: человек не только читает о здании, но имеет возможность сам сравнить источники и сделать собственные выводы.</w:t>
       </w:r>
     </w:p>
     <w:p>
@@ -414,7 +540,42 @@
         <w:pStyle w:val="ListBullet"/>
       </w:pPr>
       <w:r>
-        <w:t>Не говорить «видео со слоями времени» — это интерактивный блок, не ролик.</w:t>
+        <w:t>Не говорить «видео со слоями времени» — это интерактивный блок.</w:t>
+      </w:r>
+    </w:p>
+    <w:p>
+      <w:pPr>
+        <w:pStyle w:val="ListBullet"/>
+      </w:pPr>
+      <w:r>
+        <w:t>Если останется время: одна фраза про бейджи достоверности на сайте (без отдельного слайда).</w:t>
+      </w:r>
+    </w:p>
+    <w:p>
+      <w:pPr>
+        <w:pStyle w:val="ListBullet"/>
+      </w:pPr>
+      <w:r>
+        <w:t>Опционально: показать дом со зверями (MOSCOW_003) или Ардовых (MOSCOW_001).</w:t>
+      </w:r>
+    </w:p>
+    <w:p/>
+    <w:p>
+      <w:r>
+        <w:br w:type="page"/>
+      </w:r>
+    </w:p>
+    <w:p>
+      <w:pPr>
+        <w:pStyle w:val="Title"/>
+      </w:pPr>
+      <w:r>
+        <w:t>Приложение: достоверность (пока нет в PDF)</w:t>
+      </w:r>
+    </w:p>
+    <w:p>
+      <w:r>
+        <w:t>Ниже — готовый текст, если решите добавить 1–2 слайда в «Презентация_Читать_стены.pdf». Сейчас на сайте бейджи достоверности уже работают.</w:t>
       </w:r>
     </w:p>
     <w:p/>
@@ -423,15 +584,24 @@
         <w:pStyle w:val="Heading1"/>
       </w:pPr>
       <w:r>
-        <w:t>Слайд 17. Достоверность: зачем это нужно</w:t>
+        <w:t>Приложение. Достоверность — зачем (будущий слайд 18?)</w:t>
       </w:r>
     </w:p>
     <w:p>
       <w:r>
         <w:rPr>
+          <w:i/>
+        </w:rPr>
+        <w:t>Этих слайдов пока нет в PDF «Презентация_Читать_стены». Можно добавить в презентацию позже или сказать устно со слайда 16–17.</w:t>
+      </w:r>
+    </w:p>
+    <w:p/>
+    <w:p>
+      <w:r>
+        <w:rPr>
           <w:b/>
         </w:rPr>
-        <w:t>Текст на экране</w:t>
+        <w:t>Вариант текста на слайд</w:t>
       </w:r>
     </w:p>
     <w:p>
@@ -455,14 +625,6 @@
         <w:pStyle w:val="ListBullet"/>
       </w:pPr>
       <w:r>
-        <w:t>Пользователь видит вывод и степень уверенности</w:t>
-      </w:r>
-    </w:p>
-    <w:p>
-      <w:pPr>
-        <w:pStyle w:val="ListBullet"/>
-      </w:pPr>
-      <w:r>
         <w:t>Честность важнее, чем «всё подтвердить»</w:t>
       </w:r>
     </w:p>
@@ -476,22 +638,17 @@
     </w:p>
     <w:p>
       <w:r>
-        <w:t>Когда мы говорим о следах памяти на фасаде, важно не только что мы видим, но и насколько мы в этом уверены.</w:t>
+        <w:t>Когда мы говорим о следах памяти, важно не только что мы видим, но и насколько мы в этом уверены.</w:t>
       </w:r>
     </w:p>
     <w:p>
       <w:r>
-        <w:t>В проекте мы заранее договорились о правилах достоверности. Статус показывает не красоту текста, а качество источников: есть ли акт экспертизы, архивный снимок, научная публикация — или пока только косвенные данные.</w:t>
+        <w:t>Статус показывает не красоту текста, а качество источников: акт экспертизы, архивный снимок, научная публикация — или пока косвенные данные.</w:t>
       </w:r>
     </w:p>
     <w:p>
       <w:r>
-        <w:t>На сайте у каждого элемента фасада и у исторических выводов есть бейдж достоверности. Пользователь сразу понимает: это подтверждённый факт или гипотеза, которую ещё нужно проверить.</w:t>
-      </w:r>
-    </w:p>
-    <w:p>
-      <w:r>
-        <w:t>Для нас это принципиально: мы не притворяемся, что всё уже доказано. Лучше честно сказать «требует проверки», чем выдать предположение за истину.</w:t>
+        <w:t>Лучше честно сказать «требует проверки», чем выдать предположение за истину.</w:t>
       </w:r>
     </w:p>
     <w:p/>
@@ -500,15 +657,24 @@
         <w:pStyle w:val="Heading1"/>
       </w:pPr>
       <w:r>
-        <w:t>Слайд 18. Достоверность: пять уровней</w:t>
+        <w:t>Приложение. Достоверность — пять уровней (будущий слайд 19?)</w:t>
       </w:r>
     </w:p>
     <w:p>
       <w:r>
         <w:rPr>
+          <w:i/>
+        </w:rPr>
+        <w:t>Этих слайдов пока нет в PDF «Презентация_Читать_стены». Можно добавить в презентацию позже или сказать устно со слайда 16–17.</w:t>
+      </w:r>
+    </w:p>
+    <w:p/>
+    <w:p>
+      <w:r>
+        <w:rPr>
           <w:b/>
         </w:rPr>
-        <w:t>Текст на экране</w:t>
+        <w:t>Вариант текста на слайд</w:t>
       </w:r>
     </w:p>
     <w:p>
@@ -516,7 +682,7 @@
         <w:pStyle w:val="ListBullet"/>
       </w:pPr>
       <w:r>
-        <w:t>Подтверждено — акт экспертизы, реестры, официальные документы</w:t>
+        <w:t>Подтверждено — акт, реестры, официальные документы</w:t>
       </w:r>
     </w:p>
     <w:p>
@@ -524,7 +690,7 @@
         <w:pStyle w:val="ListBullet"/>
       </w:pPr>
       <w:r>
-        <w:t>Высокая вероятность — сильная аргументация без прямой строки в акте</w:t>
+        <w:t>Высокая вероятность — сильная аргументация</w:t>
       </w:r>
     </w:p>
     <w:p>
@@ -532,7 +698,7 @@
         <w:pStyle w:val="ListBullet"/>
       </w:pPr>
       <w:r>
-        <w:t>Вероятно — сопоставление снимков (PastVu, планы, полевая съёмка)</w:t>
+        <w:t>Вероятно — сопоставление снимков, PastVu, планы</w:t>
       </w:r>
     </w:p>
     <w:p>
@@ -540,7 +706,7 @@
         <w:pStyle w:val="ListBullet"/>
       </w:pPr>
       <w:r>
-        <w:t>Требует проверки — СМИ, блоги, вторичные источники</w:t>
+        <w:t>Требует проверки — СМИ, вторичные источники</w:t>
       </w:r>
     </w:p>
     <w:p>
@@ -548,15 +714,7 @@
         <w:pStyle w:val="ListBullet"/>
       </w:pPr>
       <w:r>
-        <w:t>Типологическая гипотеза — вывод по аналогии, без прямого доказательства</w:t>
-      </w:r>
-    </w:p>
-    <w:p>
-      <w:pPr>
-        <w:pStyle w:val="ListBullet"/>
-      </w:pPr>
-      <w:r>
-        <w:t>Источники открыты — пользователь может проверить сам</w:t>
+        <w:t>Типологическая гипотеза — вывод по аналогии</w:t>
       </w:r>
     </w:p>
     <w:p>
@@ -569,32 +727,12 @@
     </w:p>
     <w:p>
       <w:r>
-        <w:t>Мы используем пять уровней достоверности.</w:t>
+        <w:t>На сайте пять уровней достоверности — от «подтверждено» по акту экспертизы до «типологической гипотезы», когда прямого доказательства для этого здания пока нет.</w:t>
       </w:r>
     </w:p>
     <w:p>
       <w:r>
-        <w:t>«Подтверждено» — когда есть официальный документ: акт историко-культурной экспертизы, решение КГИОП, запись в авторитетном реестре.</w:t>
-      </w:r>
-    </w:p>
-    <w:p>
-      <w:r>
-        <w:t>«Высокая вероятность» и «Вероятно» — когда опора на сильные, но не всегда прямые источники: архивные фото, планы, научные публикации, сопоставление снимков в Archiview.</w:t>
-      </w:r>
-    </w:p>
-    <w:p>
-      <w:r>
-        <w:t>«Требует проверки» — если пока только слабые или вторичные источники: статья без ссылки на документ, форум, непроверенная заметка.</w:t>
-      </w:r>
-    </w:p>
-    <w:p>
-      <w:r>
-        <w:t>И отдельно — «Типологическая гипотеза»: мы видим похожий приём на других зданиях эпохи, но для этого объекта прямого подтверждения ещё нет.</w:t>
-      </w:r>
-    </w:p>
-    <w:p>
-      <w:r>
-        <w:t>На карточке здания пользователь видит бейдж, может открыть источники и сам сравнить материалы — фото, планы, слои времени. Сайт не заменяет эксперта, но показывает, на чём держится каждый вывод.</w:t>
+        <w:t>У каждого элемента фасада есть бейдж; пользователь может открыть источники и проверить вывод сам.</w:t>
       </w:r>
     </w:p>
     <w:p>
@@ -603,7 +741,7 @@
           <w:b/>
           <w:i/>
         </w:rPr>
-        <w:t>Заметки докладчику</w:t>
+        <w:t>Заметки</w:t>
       </w:r>
     </w:p>
     <w:p>
@@ -611,15 +749,7 @@
         <w:pStyle w:val="ListBullet"/>
       </w:pPr>
       <w:r>
-        <w:t>На слайде не читать все пять строк подряд — показать таблицу, в речи достаточно крайностей (подтверждено ↔ требует проверки) + один пример из середины.</w:t>
-      </w:r>
-    </w:p>
-    <w:p>
-      <w:pPr>
-        <w:pStyle w:val="ListBullet"/>
-      </w:pPr>
-      <w:r>
-        <w:t>Пример: балкон «вероятно» по снимкам 1924 и 2026; статус охраны — «подтверждено» по акту. Это разные вещи.</w:t>
+        <w:t>Не читать все пять строк подряд — достаточно крайностей и одного примера.</w:t>
       </w:r>
     </w:p>
     <w:p/>
@@ -628,7 +758,7 @@
         <w:pStyle w:val="Heading1"/>
       </w:pPr>
       <w:r>
-        <w:t>Краткая шпаргалка по времени</w:t>
+        <w:t>Шпаргалка по времени (слайды 13–17)</w:t>
       </w:r>
     </w:p>
     <w:tbl>
@@ -678,7 +808,7 @@
               <w:rPr>
                 <w:b/>
               </w:rPr>
-              <w:t>Ориентир по времени</w:t>
+              <w:t>Ориентир</w:t>
             </w:r>
           </w:p>
         </w:tc>
@@ -700,7 +830,7 @@
           </w:tcPr>
           <w:p>
             <w:r>
-              <w:t>Вступление, MVP</w:t>
+              <w:t>Технологическая составляющая, MVP</w:t>
             </w:r>
           </w:p>
         </w:tc>
@@ -710,7 +840,7 @@
           </w:tcPr>
           <w:p>
             <w:r>
-              <w:t>~40 сек</w:t>
+              <w:t>~40–50 сек</w:t>
             </w:r>
           </w:p>
         </w:tc>
@@ -764,7 +894,7 @@
           </w:tcPr>
           <w:p>
             <w:r>
-              <w:t>AR, CV, инклюзия</w:t>
+              <w:t>Перспектива: AR, CV, инклюзия</w:t>
             </w:r>
           </w:p>
         </w:tc>
@@ -774,7 +904,7 @@
           </w:tcPr>
           <w:p>
             <w:r>
-              <w:t>~1,5 мин</w:t>
+              <w:t>~1–1,5 мин</w:t>
             </w:r>
           </w:p>
         </w:tc>
@@ -796,7 +926,7 @@
           </w:tcPr>
           <w:p>
             <w:r>
-              <w:t>Путь пользователя</w:t>
+              <w:t>Прототип веб-сайта</w:t>
             </w:r>
           </w:p>
         </w:tc>
@@ -806,7 +936,7 @@
           </w:tcPr>
           <w:p>
             <w:r>
-              <w:t>~1,5–2 мин</w:t>
+              <w:t>~45–60 сек</w:t>
             </w:r>
           </w:p>
         </w:tc>
@@ -828,7 +958,7 @@
           </w:tcPr>
           <w:p>
             <w:r>
-              <w:t>Достоверность: зачем</w:t>
+              <w:t>Путь пользователя</w:t>
             </w:r>
           </w:p>
         </w:tc>
@@ -838,39 +968,7 @@
           </w:tcPr>
           <w:p>
             <w:r>
-              <w:t>~45–60 сек</w:t>
-            </w:r>
-          </w:p>
-        </w:tc>
-      </w:tr>
-      <w:tr>
-        <w:tc>
-          <w:tcPr>
-            <w:tcW w:type="dxa" w:w="3230"/>
-          </w:tcPr>
-          <w:p>
-            <w:r>
-              <w:t>18</w:t>
-            </w:r>
-          </w:p>
-        </w:tc>
-        <w:tc>
-          <w:tcPr>
-            <w:tcW w:type="dxa" w:w="3230"/>
-          </w:tcPr>
-          <w:p>
-            <w:r>
-              <w:t>Достоверность: уровни</w:t>
-            </w:r>
-          </w:p>
-        </w:tc>
-        <w:tc>
-          <w:tcPr>
-            <w:tcW w:type="dxa" w:w="3230"/>
-          </w:tcPr>
-          <w:p>
-            <w:r>
-              <w:t>~60–75 сек</w:t>
+              <w:t>~1–1,5 мин</w:t>
             </w:r>
           </w:p>
         </w:tc>
@@ -882,7 +980,7 @@
         <w:jc w:val="center"/>
       </w:pPr>
       <w:r>
-        <w:t>Сайт проекта: https://maryasg.github.io/chtenie-gorodskoy-pamyati/</w:t>
+        <w:t>Сайт: https://maryasg.github.io/chtenie-gorodskoy-pamyati/</w:t>
       </w:r>
     </w:p>
     <w:sectPr>
